--- a/FinNex.UI/wwwroot/Files/Word/Kredit/Kredit_muqavili_yeni.docx
+++ b/FinNex.UI/wwwroot/Files/Word/Kredit/Kredit_muqavili_yeni.docx
@@ -382,98 +382,6 @@
       <w:r>
         <w:rPr>
           <w:rFonts w:ascii="Times New Roman" w:hAnsi="Times New Roman"/>
-          <w:b/>
-          <w:szCs w:val="24"/>
-          <w:lang w:val="az-Latn-AZ"/>
-        </w:rPr>
-        <w:t/>
-      </w:r>
-      <w:r>
-        <w:rPr>
-          <w:rFonts w:ascii="Times New Roman" w:hAnsi="Times New Roman"/>
-          <w:b/>
-          <w:szCs w:val="24"/>
-          <w:lang w:val="az-Latn-AZ"/>
-        </w:rPr>
-        <w:t xml:space="preserve"/>
-      </w:r>
-      <w:r>
-        <w:rPr>
-          <w:rFonts w:ascii="Times New Roman" w:hAnsi="Times New Roman"/>
-          <w:szCs w:val="24"/>
-          <w:lang w:val="az-Latn-AZ"/>
-        </w:rPr>
-        <w:t xml:space="preserve"/>
-      </w:r>
-      <w:r>
-        <w:rPr>
-          <w:rFonts w:ascii="Times New Roman" w:hAnsi="Times New Roman"/>
-          <w:b/>
-          <w:szCs w:val="24"/>
-          <w:lang w:val="az-Latn-AZ"/>
-        </w:rPr>
-        <w:t/>
-      </w:r>
-      <w:r>
-        <w:rPr>
-          <w:rFonts w:ascii="Times New Roman" w:hAnsi="Times New Roman"/>
-          <w:szCs w:val="24"/>
-          <w:lang w:val="az-Latn-AZ"/>
-        </w:rPr>
-        <w:t xml:space="preserve"/>
-      </w:r>
-      <w:r>
-        <w:rPr>
-          <w:rFonts w:ascii="Times New Roman" w:hAnsi="Times New Roman"/>
-          <w:szCs w:val="24"/>
-          <w:lang w:val="az-Latn-AZ"/>
-        </w:rPr>
-        <w:t xml:space="preserve"/>
-      </w:r>
-      <w:r>
-        <w:rPr>
-          <w:rFonts w:ascii="Times New Roman" w:hAnsi="Times New Roman"/>
-          <w:szCs w:val="24"/>
-          <w:lang w:val="az-Latn-AZ"/>
-        </w:rPr>
-        <w:t/>
-      </w:r>
-      <w:r>
-        <w:rPr>
-          <w:rFonts w:ascii="Times New Roman" w:hAnsi="Times New Roman"/>
-          <w:szCs w:val="24"/>
-          <w:lang w:val="az-Latn-AZ"/>
-        </w:rPr>
-        <w:t/>
-      </w:r>
-      <w:r>
-        <w:rPr>
-          <w:rFonts w:ascii="Times New Roman" w:hAnsi="Times New Roman"/>
-          <w:szCs w:val="24"/>
-          <w:lang w:val="az-Latn-AZ"/>
-        </w:rPr>
-        <w:t xml:space="preserve"/>
-      </w:r>
-      <w:r>
-        <w:rPr>
-          <w:rFonts w:ascii="Times New Roman" w:hAnsi="Times New Roman"/>
-          <w:b/>
-          <w:szCs w:val="24"/>
-          <w:lang w:val="az-Latn-AZ"/>
-        </w:rPr>
-        <w:t/>
-      </w:r>
-      <w:r>
-        <w:rPr>
-          <w:rFonts w:ascii="Times New Roman" w:hAnsi="Times New Roman"/>
-          <w:szCs w:val="24"/>
-          <w:lang w:val="az-Latn-AZ"/>
-        </w:rPr>
-        <w:t/>
-      </w:r>
-      <w:r>
-        <w:rPr>
-          <w:rFonts w:ascii="Times New Roman" w:hAnsi="Times New Roman"/>
           <w:szCs w:val="24"/>
           <w:lang w:val="az-Latn-AZ"/>
         </w:rPr>
@@ -824,8 +732,6 @@
         </w:rPr>
         <w:t>%</w:t>
       </w:r>
-      <w:bookmarkStart w:id="0" w:name="_GoBack"/>
-      <w:bookmarkEnd w:id="0"/>
       <w:r>
         <w:rPr>
           <w:sz w:val="24"/>
@@ -1166,7 +1072,36 @@
           <w:szCs w:val="24"/>
           <w:lang w:val="az-Latn-AZ"/>
         </w:rPr>
-        <w:t xml:space="preserve">{k_teminat2} {k_teminat3} </w:t>
+        <w:t>{k_teminat2} {k_teminat3}</w:t>
+      </w:r>
+      <w:r>
+        <w:rPr>
+          <w:b/>
+          <w:sz w:val="24"/>
+          <w:szCs w:val="24"/>
+          <w:lang w:val="az-Latn-AZ"/>
+        </w:rPr>
+        <w:t xml:space="preserve"> {k_teminat4</w:t>
+      </w:r>
+      <w:bookmarkStart w:id="0" w:name="_GoBack"/>
+      <w:bookmarkEnd w:id="0"/>
+      <w:r>
+        <w:rPr>
+          <w:b/>
+          <w:sz w:val="24"/>
+          <w:szCs w:val="24"/>
+          <w:lang w:val="az-Latn-AZ"/>
+        </w:rPr>
+        <w:t>}</w:t>
+      </w:r>
+      <w:r>
+        <w:rPr>
+          <w:b/>
+          <w:sz w:val="24"/>
+          <w:szCs w:val="24"/>
+          <w:lang w:val="az-Latn-AZ"/>
+        </w:rPr>
+        <w:t xml:space="preserve"> </w:t>
       </w:r>
       <w:r>
         <w:rPr>
@@ -11920,7 +11855,7 @@
 </file>
 
 <file path=customXml/itemProps1.xml><?xml version="1.0" encoding="utf-8"?>
-<ds:datastoreItem xmlns:ds="http://schemas.openxmlformats.org/officeDocument/2006/customXml" ds:itemID="{8D529BF5-6B4F-4FB5-8254-90ADEBBF7463}">
+<ds:datastoreItem xmlns:ds="http://schemas.openxmlformats.org/officeDocument/2006/customXml" ds:itemID="{276539C5-D07C-415D-93ED-B910A7A42244}">
   <ds:schemaRefs>
     <ds:schemaRef ds:uri="http://schemas.openxmlformats.org/officeDocument/2006/bibliography"/>
   </ds:schemaRefs>

--- a/FinNex.UI/wwwroot/Files/Word/Kredit/Kredit_muqavili_yeni.docx
+++ b/FinNex.UI/wwwroot/Files/Word/Kredit/Kredit_muqavili_yeni.docx
@@ -425,7 +425,7 @@
           <w:szCs w:val="24"/>
           <w:lang w:val="az-Latn-AZ"/>
         </w:rPr>
-        <w:t>alan” ad</w:t>
+        <w:t xml:space="preserve">alan” </w:t>
       </w:r>
       <w:r>
         <w:rPr>
@@ -433,31 +433,7 @@
           <w:szCs w:val="24"/>
           <w:lang w:val="az-Latn-AZ"/>
         </w:rPr>
-        <w:t>ırı</w:t>
-      </w:r>
-      <w:r>
-        <w:rPr>
-          <w:rFonts w:ascii="Times New Roman" w:hAnsi="Times New Roman"/>
-          <w:szCs w:val="24"/>
-          <w:lang w:val="az-Latn-AZ"/>
-        </w:rPr>
-        <w:t>la</w:t>
-      </w:r>
-      <w:r>
-        <w:rPr>
-          <w:rFonts w:ascii="Times New Roman" w:hAnsi="Times New Roman"/>
-          <w:szCs w:val="24"/>
-          <w:lang w:val="az-Latn-AZ"/>
-        </w:rPr>
-        <w:t>c</w:t>
-      </w:r>
-      <w:r>
-        <w:rPr>
-          <w:rFonts w:ascii="Times New Roman" w:hAnsi="Times New Roman"/>
-          <w:szCs w:val="24"/>
-          <w:lang w:val="az-Latn-AZ"/>
-        </w:rPr>
-        <w:t>aqdır</w:t>
+        <w:t>adlandırılacaqdır</w:t>
       </w:r>
       <w:r>
         <w:rPr>
@@ -1083,8 +1059,6 @@
         </w:rPr>
         <w:t xml:space="preserve"> {k_teminat4</w:t>
       </w:r>
-      <w:bookmarkStart w:id="0" w:name="_GoBack"/>
-      <w:bookmarkEnd w:id="0"/>
       <w:r>
         <w:rPr>
           <w:b/>
@@ -7030,15 +7004,8 @@
                 <w:lang w:val="az-Latn-AZ" w:eastAsia="en-US"/>
               </w:rPr>
             </w:pPr>
-            <w:r>
-              <w:rPr>
-                <w:b/>
-                <w:sz w:val="24"/>
-                <w:szCs w:val="24"/>
-                <w:lang w:val="az-Latn-AZ" w:eastAsia="en-US"/>
-              </w:rPr>
-              <w:t>“bank”</w:t>
-            </w:r>
+            <w:bookmarkStart w:id="0" w:name="_GoBack"/>
+            <w:bookmarkEnd w:id="0"/>
           </w:p>
         </w:tc>
         <w:tc>
@@ -7088,15 +7055,6 @@
                 <w:lang w:val="az-Latn-AZ" w:eastAsia="en-US"/>
               </w:rPr>
             </w:pPr>
-            <w:r>
-              <w:rPr>
-                <w:b/>
-                <w:sz w:val="24"/>
-                <w:szCs w:val="24"/>
-                <w:lang w:val="az-Latn-AZ" w:eastAsia="en-US"/>
-              </w:rPr>
-              <w:t>“borcalan”</w:t>
-            </w:r>
           </w:p>
         </w:tc>
       </w:tr>
@@ -7234,7 +7192,7 @@
             <w:sz w:val="16"/>
             <w:szCs w:val="16"/>
           </w:rPr>
-          <w:t>- 1 -</w:t>
+          <w:t>- 4 -</w:t>
         </w:r>
         <w:r>
           <w:rPr>
@@ -11855,7 +11813,7 @@
 </file>
 
 <file path=customXml/itemProps1.xml><?xml version="1.0" encoding="utf-8"?>
-<ds:datastoreItem xmlns:ds="http://schemas.openxmlformats.org/officeDocument/2006/customXml" ds:itemID="{276539C5-D07C-415D-93ED-B910A7A42244}">
+<ds:datastoreItem xmlns:ds="http://schemas.openxmlformats.org/officeDocument/2006/customXml" ds:itemID="{E5A846FB-312F-4C40-A4F8-616F7D24729B}">
   <ds:schemaRefs>
     <ds:schemaRef ds:uri="http://schemas.openxmlformats.org/officeDocument/2006/bibliography"/>
   </ds:schemaRefs>
